--- a/paper/cvgip2025_SGA_english_v14.docx
+++ b/paper/cvgip2025_SGA_english_v14.docx
@@ -4130,7 +4130,7 @@
           <w:sz w:val="20"/>
           <w:lang w:eastAsia="zh-TW"/>
         </w:rPr>
-        <w:t>Fig. 5 shows a before/after comparison of museum artifacts under Pix2Pix+SGA. Reflection regions are visibly weakened, providing qualitative evidence consistent with the Sobel prior's edge-aware attention transferring to the museum scene.</w:t>
+        <w:t>Fig. 5 compares museum artifacts across three conditions: the original reflection-laden image, Baseline Pix2Pix, and Pix2Pix+SGA. Baseline removal also attempts to suppress reflections, but its effect is limited, with visible residual glare and a noticeable drop in overall resolution and detail. In contrast, reflection regions are markedly weakened once SGA is added, with object structure better preserved. This provides qualitative evidence consistent with the Sobel prior's edge-aware attention transferring to the museum scene.</w:t>
       </w:r>
     </w:p>
     <w:p>
@@ -4206,7 +4206,7 @@
             <wp:positionV relativeFrom="paragraph">
               <wp:posOffset>2540</wp:posOffset>
             </wp:positionV>
-            <wp:extent cx="3950970" cy="1508913"/>
+            <wp:extent cx="5136261" cy="1961587"/>
             <wp:effectExtent l="0" t="0" r="0" b="5715"/>
             <wp:wrapTopAndBottom/>
             <wp:docPr id="12" name="Picture 12"/>
@@ -4229,7 +4229,7 @@
                   <pic:spPr>
                     <a:xfrm>
                       <a:off x="0" y="0"/>
-                      <a:ext cx="3950970" cy="1508913"/>
+                      <a:ext cx="5136261" cy="1961587"/>
                     </a:xfrm>
                     <a:prstGeom prst="rect">
                       <a:avLst/>
